--- a/docs/EmployeeHub_รายงานโครงสร้างระบบ.docx
+++ b/docs/EmployeeHub_รายงานโครงสร้างระบบ.docx
@@ -1404,7 +1404,7 @@
           <w:hAnsi w:val="TH Sarabun New"/>
           <w:cs w:val="TH Sarabun New"/>
         </w:rPr>
-        <w:t>ฐานข้อมูลของระบบประกอบด้วยตารางหลัก 2 ตาราง คือ ตารางผู้ใช้มาตรฐานของ Django ชื่อ auth_user จำนวน 11 ฟิลด์ และตารางพนักงานชื่อ employees_employee จำนวน 14 ฟิลด์ โดยมีความสัมพันธ์แบบหนึ่งต่อกลุ่ม กล่าวคือ ผู้ใช้หนึ่งคนดูแลข้อมูลพนักงานได้หลายรายการ แต่ข้อมูลพนักงานไม่ผูกกับผู้ใช้รายใดเป็นรายตัว จึงไม่ต้องเพิ่มคอลัมน์เชื่อมโยงและไม่ต้องย้ายโครงสร้างฐานข้อมูล</w:t>
+        <w:t>ฐานข้อมูลของระบบประกอบด้วยตารางหลัก 2 ตาราง คือ ตารางผู้ใช้มาตรฐานของ Django ชื่อ auth_user จำนวน 11 ฟิลด์ และตารางพนักงานชื่อ employees_employee จำนวน 14 ฟิลด์ โดยมีความสัมพันธ์แบบหนึ่งต่อกลุ่ม กล่าวคือ ผู้ใช้ 1 คน ดูแลพนักงานได้ N รายการ แต่ข้อมูลพนักงานไม่ผูกกับผู้ใช้รายใดเป็นรายตัว จึงไม่ต้องเพิ่มคอลัมน์เชื่อมโยงและไม่ต้องย้ายโครงสร้างฐานข้อมูล</w:t>
       </w:r>
     </w:p>
     <w:p>
